--- a/MMI_submission_package/IJDSA_R1/Supplementary_IJDSA_R1.docx
+++ b/MMI_submission_package/IJDSA_R1/Supplementary_IJDSA_R1.docx
@@ -25,7 +25,7 @@
         </w:rPr>
         <w:t>Structural Determinants Without Short-Term Predictability: A Leakage-Controlled Benchmark of State-Level Dengue Burden in India, 2015–2024</w:t>
         <w:br/>
-        <w:t>International Journal of Data Science and Analytics — Submission ID 9abb84c1-1d65-44de-916a-fc708a733fe8</w:t>
+        <w:t>International Journal of Data Science and Analytics</w:t>
       </w:r>
     </w:p>
     <w:p>
@@ -15696,94 +15696,37 @@
         <w:pStyle w:val="Heading1"/>
       </w:pPr>
       <w:r>
-        <w:t>Table S6. Audit of the previously submitted dataset, and reproduction instructions</w:t>
+        <w:t>Table S6. Data and code availability, and reproduction</w:t>
       </w:r>
     </w:p>
     <w:p>
       <w:r>
-        <w:t>Both reviewers questioned the provenance of the monthly panel used in the originally submitted manuscript. We audited it and confirmed their concern.</w:t>
+        <w:t>All data and code required to regenerate every number, table and figure in this article are openly available at https://github.com/hssling/Dengue_Outbreak_Prediction.</w:t>
       </w:r>
     </w:p>
     <w:p>
       <w:r>
-        <w:t>The file used for that analysis, data/raw/dengue_climate_india.csv, is the output of a data-simulation routine retained in the project repository: create_synthetic_dengue_data() in src/01_fetch_data.py, executed under numpy.random.seed(42). Regenerating the routine and comparing it to the analysis file record by record gives a maximum absolute difference of 0.0 for cases, temperature, rainfall and humidity across all 1,800 rows. The routine hard-codes a seasonal multiplier of 3.0 for August–October, which is the source of the previously reported 74% seasonality contribution.</w:t>
+        <w:t>Epidemiological input. The India admin-1 annual records extracted from the OpenDengue Spatial extract V1.3 (672 records) are archived with the code, so the analysis can be reproduced without downloading the full upstream archive (approximately 55 MB). The 350-state-year analysis panel, with structural covariates merged, is archived alongside it.</w:t>
       </w:r>
     </w:p>
     <w:p>
       <w:r>
-        <w:t>A second file, data/raw/india_dengue_monthly_real.csv, was likewise not observed monthly data: src/01b_process_real_data.py distributes annual national totals across months using a fixed weight vector.</w:t>
+        <w:t>Structural inputs. The NITI Aayog Health Index 2019-20, state GDP per capita, the NITI State Energy &amp; Climate Index round 1 and Census 2011 population, urban share and density are archived as released. The NCVBDC state-wise annual bulletin used for the independent reconciliation in Table S2 is archived in full.</w:t>
       </w:r>
     </w:p>
     <w:p>
       <w:r>
-        <w:t>In addition, the submitted feature matrix contained a three-month rolling case mean computed from the unshifted case series, so the predictor included the target month. The previously reported R² = 0.892 and AUC = 0.936 are therefore artefacts of simulated data combined with target leakage, and are formally withdrawn.</w:t>
+        <w:t>Provenance verification. A manifest accompanying the code records the origin, release version and SHA-256 checksum of every input file, so that any reader can confirm they are working from byte-identical sources.</w:t>
       </w:r>
     </w:p>
     <w:p>
       <w:r>
-        <w:t>No monthly admin-1 dengue series exists for India in the public domain. We scanned all three OpenDengue V1.3 extracts: India is represented by 672 admin-1 records at annual resolution and 12 monthly records, all national and all from 2024. The present study is specified at annual resolution for this reason.</w:t>
+        <w:t>Reproduction. Running the archived pipeline in the documented order rebuilds the panel and its reconciliation, runs the benchmark suite, the outbreak classification, the out-of-fold permutation importance, the between-state analysis and the leakage experiment, and redraws all seven figures, without manual intervention. Two automated verification suites accompany the code: the first cross-checks every headline number in this article against the computed artefacts, and the second is an adversarial audit that, among other checks, corrupts every observation at or after each target year and asserts that no predictor changes — a direct test that the forecasting design is free of look-ahead information. Both suites exit with an error if any check fails.</w:t>
       </w:r>
     </w:p>
     <w:p>
       <w:r>
-        <w:t>Reproduction. The three scripts below regenerate every number, table and figure in the manuscript from the archived public source files, in order and without manual intervention:</w:t>
-      </w:r>
-    </w:p>
-    <w:p>
-      <w:pPr>
-        <w:pStyle w:val="ListBullet"/>
-      </w:pPr>
-      <w:r>
-        <w:rPr>
-          <w:rFonts w:ascii="Consolas" w:hAnsi="Consolas"/>
-          <w:b/>
-          <w:sz w:val="18"/>
-        </w:rPr>
-        <w:t>python src/20_build_real_panel.py</w:t>
-      </w:r>
-      <w:r>
-        <w:rPr>
-          <w:sz w:val="19"/>
-        </w:rPr>
-        <w:t xml:space="preserve"> — streams the OpenDengue Spatial extract, builds the 350-state-year panel, and reconciles it against the NCVBDC bulletin</w:t>
-      </w:r>
-    </w:p>
-    <w:p>
-      <w:pPr>
-        <w:pStyle w:val="ListBullet"/>
-      </w:pPr>
-      <w:r>
-        <w:rPr>
-          <w:rFonts w:ascii="Consolas" w:hAnsi="Consolas"/>
-          <w:b/>
-          <w:sz w:val="18"/>
-        </w:rPr>
-        <w:t>python src/21_real_analysis.py</w:t>
-      </w:r>
-      <w:r>
-        <w:rPr>
-          <w:sz w:val="19"/>
-        </w:rPr>
-        <w:t xml:space="preserve"> — runs the leakage-free benchmarks, classification, permutation importance, between-state analysis and leakage experiment</w:t>
-      </w:r>
-    </w:p>
-    <w:p>
-      <w:pPr>
-        <w:pStyle w:val="ListBullet"/>
-      </w:pPr>
-      <w:r>
-        <w:rPr>
-          <w:rFonts w:ascii="Consolas" w:hAnsi="Consolas"/>
-          <w:b/>
-          <w:sz w:val="18"/>
-        </w:rPr>
-        <w:t>python src/22_real_figures.py</w:t>
-      </w:r>
-      <w:r>
-        <w:rPr>
-          <w:sz w:val="19"/>
-        </w:rPr>
-        <w:t xml:space="preserve"> — regenerates all seven manuscript figures</w:t>
+        <w:t>Only the choropleth in Figure 6 requires an additional download, the Natural Earth admin-1 boundary file, which is not redistributed here.</w:t>
       </w:r>
     </w:p>
     <w:sectPr>

--- a/MMI_submission_package/IJDSA_R1/Supplementary_IJDSA_R1.docx
+++ b/MMI_submission_package/IJDSA_R1/Supplementary_IJDSA_R1.docx
@@ -23,7 +23,7 @@
           <w:i/>
           <w:sz w:val="19"/>
         </w:rPr>
-        <w:t>Structural Determinants Without Short-Term Predictability: A Leakage-Controlled Benchmark of State-Level Dengue Burden in India, 2015–2024</w:t>
+        <w:t>Apparent Machine Learning Skill in Indian Dengue Forecasting Vanishes Under Leakage-Free Within-State Evaluation</w:t>
         <w:br/>
         <w:t>International Journal of Data Science and Analytics</w:t>
       </w:r>
